--- a/companies/calderwood-partners/Engagements/Scott, Smith and Edwards/2020.03.19 - Kickoff Memo - Service Delivery Redesign.docx
+++ b/companies/calderwood-partners/Engagements/Scott, Smith and Edwards/2020.03.19 - Kickoff Memo - Service Delivery Redesign.docx
@@ -3,11 +3,25 @@
 <w:document xmlns:wpc="http://schemas.microsoft.com/office/word/2010/wordprocessingCanvas" xmlns:mo="http://schemas.microsoft.com/office/mac/office/2008/main" xmlns:mc="http://schemas.openxmlformats.org/markup-compatibility/2006" xmlns:mv="urn:schemas-microsoft-com:mac:vml" xmlns:o="urn:schemas-microsoft-com:office:office" xmlns:r="http://schemas.openxmlformats.org/officeDocument/2006/relationships" xmlns:m="http://schemas.openxmlformats.org/officeDocument/2006/math" xmlns:v="urn:schemas-microsoft-com:vml" xmlns:wp14="http://schemas.microsoft.com/office/word/2010/wordprocessingDrawing" xmlns:wp="http://schemas.openxmlformats.org/drawingml/2006/wordprocessingDrawing" xmlns:w10="urn:schemas-microsoft-com:office:word" xmlns:w="http://schemas.openxmlformats.org/wordprocessingml/2006/main" xmlns:w14="http://schemas.microsoft.com/office/word/2010/wordml" xmlns:wpg="http://schemas.microsoft.com/office/word/2010/wordprocessingGroup" xmlns:wpi="http://schemas.microsoft.com/office/word/2010/wordprocessingInk" xmlns:wne="http://schemas.microsoft.com/office/word/2006/wordml" xmlns:wps="http://schemas.microsoft.com/office/word/2010/wordprocessingShape" mc:Ignorable="w14 wp14">
   <w:body>
     <w:p>
+      <w:r>
+        <w:t>To: Jason Torres and the engagement team</w:t>
+        <w:br/>
+        <w:t>From: Julie Vasquez</w:t>
+        <w:br/>
+        <w:t>Re: Kickoff of the service delivery redesign for Scott, Smith and Edwards</w:t>
+      </w:r>
+    </w:p>
+    <w:p>
+      <w:r>
+        <w:t>The aim of this engagement is a service delivery model for Scott, Smith and Edwards that carries the work through more reliably and at a cost the organization can defend, and this memo sets out how the team will divide the work to get there. The engagement commenced on March 16, 2020 and is expected to run about seven months; our sponsor on the client side is Melissa Johnson, the General Manager, and Jason Torres will hold the single point of contact with her so that the client hears one voice from us. In these first weeks we are after one thing only, which is a faithful picture of how service is delivered today, traced from the work as it actually moves; recommendations come later, and only once the client has agreed the facts they rest on.</w:t>
+      </w:r>
+    </w:p>
+    <w:p>
       <w:pPr>
-        <w:pStyle w:val="Heading1"/>
+        <w:pStyle w:val="Heading2"/>
       </w:pPr>
       <w:r>
-        <w:t>Engagement kickoff: internal team memo</w:t>
+        <w:t>How the work divides</w:t>
       </w:r>
     </w:p>
     <w:p>
@@ -15,7 +29,7 @@
         <w:pStyle w:val="ListBullet"/>
       </w:pPr>
       <w:r>
-        <w:t>To: Jason Torres, Principal</w:t>
+        <w:t>Current-state map. I will document how service moves through the organization today, function by function, from the intake of a request to its completion, drawing on the existing process documentation and a short round of interviews with the people who actually run the work.</w:t>
       </w:r>
     </w:p>
     <w:p>
@@ -23,7 +37,7 @@
         <w:pStyle w:val="ListBullet"/>
       </w:pPr>
       <w:r>
-        <w:t>From: Julie Vasquez, Research Associate</w:t>
+        <w:t>Delivery baseline. I will assemble a clean baseline of volumes, cycle times, and the cost of delivery from the client's own records, so that any recommendation we make later rests on figures both sides accept rather than on impressions.</w:t>
       </w:r>
     </w:p>
     <w:p>
@@ -31,17 +45,23 @@
         <w:pStyle w:val="ListBullet"/>
       </w:pPr>
       <w:r>
-        <w:t>Re: Running the first weeks, Service Delivery Redesign for Scott, Smith and Edwards</w:t>
+        <w:t>Comparison set. I will build the outside reference points against which we will test what we find, keeping each source labeled so that a comparison can be checked rather than taken on faith.</w:t>
       </w:r>
     </w:p>
     <w:p>
+      <w:pPr>
+        <w:pStyle w:val="ListBullet"/>
+      </w:pPr>
       <w:r>
-        <w:t>This memo sets out how we will run the opening weeks of the Service Delivery Redesign for Scott, Smith and Edwards. The engagement began on March 16, 2020 and runs about seven months. Our objective is the one named in the engagement letter: to design a revised service-delivery model that moves work through the client's operation faster and at lower cost, without weakening the parts of the service its own clients value. The first phase is diagnostic, and everything recommended later depends on getting it right. The early weeks are therefore given to establishing an accurate current-state picture and agreeing it with the client before anything is built on top of it.</w:t>
+        <w:t>Client interviews. Jason Torres will set the schedule of conversations with Melissa Johnson and the managers who own the delivery process, so that the current-state picture reflects how the work is done and not only how it is described.</w:t>
       </w:r>
     </w:p>
     <w:p>
+      <w:pPr>
+        <w:pStyle w:val="ListBullet"/>
+      </w:pPr>
       <w:r>
-        <w:t>The work divides into two phases. The diagnostic phase, which the coming weeks belong to, produces an agreed picture of the current model and the case for changing it. The design phase that follows turns that case into a revised model and a plan for reaching it. This memo covers the diagnostic. We will frame the design phase in its own memo once the baseline is settled.</w:t>
+        <w:t>Working file. We will keep one shared engagement file from the first week, so that every figure and source can be traced, and so that our notes to the client draw from a single record rather than from anyone's memory of it.</w:t>
       </w:r>
     </w:p>
     <w:p>
@@ -49,102 +69,12 @@
         <w:pStyle w:val="Heading2"/>
       </w:pPr>
       <w:r>
-        <w:t>Lines of work</w:t>
-      </w:r>
-    </w:p>
-    <w:p>
-      <w:pPr>
-        <w:pStyle w:val="ListBullet"/>
-      </w:pPr>
-      <w:r>
-        <w:t>Current-state mapping. Document how a representative piece of service moves through the operation today, stage by stage, including where it waits and where it is handed between teams.</w:t>
-      </w:r>
-    </w:p>
-    <w:p>
-      <w:pPr>
-        <w:pStyle w:val="ListBullet"/>
-      </w:pPr>
-      <w:r>
-        <w:t>Cost and effort baseline. Attach time and cost to each stage using the client's own operating records rather than estimates, so the diagnosis rests on figures Scott, Smith and Edwards recognizes as its own.</w:t>
-      </w:r>
-    </w:p>
-    <w:p>
-      <w:pPr>
-        <w:pStyle w:val="ListBullet"/>
-      </w:pPr>
-      <w:r>
-        <w:t>Service-level view. Establish what the client commits to its own customers and where the current model meets or misses those commitments, so the redesign is tested against real obligations and not against a target we invented.</w:t>
-      </w:r>
-    </w:p>
-    <w:p>
-      <w:pPr>
-        <w:pStyle w:val="ListBullet"/>
-      </w:pPr>
-      <w:r>
-        <w:t>Design of the revised model. Once the baseline is agreed, draft one or more revised models that remove the delay and cost the diagnostic exposes, and set out the trade-offs each one carries.</w:t>
-      </w:r>
-    </w:p>
-    <w:p>
-      <w:pPr>
-        <w:pStyle w:val="ListBullet"/>
-      </w:pPr>
-      <w:r>
-        <w:t>Transition outline. Sketch what moving to a chosen model would take in sequence, effort, and risk, so the client is left with a plan and not only a design.</w:t>
+        <w:t>Immediate steps</w:t>
       </w:r>
     </w:p>
     <w:p>
       <w:r>
-        <w:t>A word on how we will treat the baseline. The current-state figures are only as good as the records they come from, so each stage estimate will carry a note of where the number came from and how confident we are in it. Where a figure rests on a single month, or on a manager's recollection rather than a system record, we will mark it as such and treat it as provisional until the client confirms it. The point of the diagnostic is a picture both sides trust; a figure the client cannot stand behind will be confirmed or dropped before it enters the baseline.</w:t>
-      </w:r>
-    </w:p>
-    <w:p>
-      <w:pPr>
-        <w:pStyle w:val="Heading2"/>
-      </w:pPr>
-      <w:r>
-        <w:t>The first two weeks</w:t>
-      </w:r>
-    </w:p>
-    <w:p>
-      <w:pPr>
-        <w:pStyle w:val="ListBullet"/>
-      </w:pPr>
-      <w:r>
-        <w:t>Julie Vasquez to issue the first data request within the opening days, scoped to volumes, cycle times, and cost by stage.</w:t>
-      </w:r>
-    </w:p>
-    <w:p>
-      <w:pPr>
-        <w:pStyle w:val="ListBullet"/>
-      </w:pPr>
-      <w:r>
-        <w:t>Confirm with Melissa Johnson, the client's General Manager, a single point of contact on their side to route data and access requests.</w:t>
-      </w:r>
-    </w:p>
-    <w:p>
-      <w:pPr>
-        <w:pStyle w:val="ListBullet"/>
-      </w:pPr>
-      <w:r>
-        <w:t>Schedule the first working session with the client team once the initial records are in hand.</w:t>
-      </w:r>
-    </w:p>
-    <w:p>
-      <w:pPr>
-        <w:pStyle w:val="ListBullet"/>
-      </w:pPr>
-      <w:r>
-        <w:t>Jason Torres to confirm the diagnostic framework the mapping will follow before the first client session.</w:t>
-      </w:r>
-    </w:p>
-    <w:p>
-      <w:r>
-        <w:t>On cadence: working sessions with the client team will produce written minutes, and Melissa Johnson will receive a status report from us at regular points through the engagement. Between those, most exchanges with the client will be short notes about data and scheduling. Jason will hold the client-facing relationship; the research and the written record sit with me.</w:t>
-      </w:r>
-    </w:p>
-    <w:p>
-      <w:r>
-        <w:t>Please raise anything that looks wrong in the framing above before we take it to the client. I will circulate the data request in draft for Jason to review before it goes to their team.</w:t>
+        <w:t>For the coming week the priority is access and materials. I will send the client team the first request for information by the end of this week, and I will begin the comparison set in parallel so that we are not idle while the data comes in. Before we meet again, I need one thing from each of you, which is the list of documents and contacts your part of the work will require, sent to me by Friday, so that I can fold it into a single request to Scott, Smith and Edwards rather than several arriving out of step. Once that is in hand I will circulate the consolidated request and a short index of what we have received and what is still outstanding, and Jason Torres will confirm the cadence of the standing check-ins with Melissa Johnson.</w:t>
       </w:r>
     </w:p>
     <w:sectPr>
